--- a/Cables/text/Which cables do I need.docx
+++ b/Cables/text/Which cables do I need.docx
@@ -83,7 +83,21 @@
           <w:spacing w:val="5"/>
           <w:lang w:val="en-US"/>
         </w:rPr>
-        <w:t>You can find three cable drawings in the /Cables/pdf subfolder:</w:t>
+        <w:t>You can find three cable drawings in the /Cables/pdf</w:t>
+      </w:r>
+      <w:r>
+        <w:rPr>
+          <w:spacing w:val="5"/>
+          <w:lang w:val="en-US"/>
+        </w:rPr>
+        <w:t>/</w:t>
+      </w:r>
+      <w:r>
+        <w:rPr>
+          <w:spacing w:val="5"/>
+          <w:lang w:val="en-US"/>
+        </w:rPr>
+        <w:t xml:space="preserve"> subfolder:</w:t>
       </w:r>
     </w:p>
     <w:p>
@@ -249,7 +263,23 @@
           <w:spacing w:val="5"/>
           <w:lang w:val="en-US"/>
         </w:rPr>
-        <w:t xml:space="preserve"> KB_Cab.</w:t>
+        <w:t xml:space="preserve"> </w:t>
+      </w:r>
+      <w:proofErr w:type="spellStart"/>
+      <w:r>
+        <w:rPr>
+          <w:spacing w:val="5"/>
+          <w:lang w:val="en-US"/>
+        </w:rPr>
+        <w:t>KB_Cab</w:t>
+      </w:r>
+      <w:proofErr w:type="spellEnd"/>
+      <w:r>
+        <w:rPr>
+          <w:spacing w:val="5"/>
+          <w:lang w:val="en-US"/>
+        </w:rPr>
+        <w:t>.</w:t>
       </w:r>
     </w:p>
     <w:p>
@@ -279,7 +309,39 @@
           <w:spacing w:val="5"/>
           <w:lang w:val="en-US"/>
         </w:rPr>
-        <w:t xml:space="preserve"> KB_Cab + KSw_Cab.</w:t>
+        <w:t xml:space="preserve"> </w:t>
+      </w:r>
+      <w:proofErr w:type="spellStart"/>
+      <w:r>
+        <w:rPr>
+          <w:spacing w:val="5"/>
+          <w:lang w:val="en-US"/>
+        </w:rPr>
+        <w:t>KB_Cab</w:t>
+      </w:r>
+      <w:proofErr w:type="spellEnd"/>
+      <w:r>
+        <w:rPr>
+          <w:spacing w:val="5"/>
+          <w:lang w:val="en-US"/>
+        </w:rPr>
+        <w:t xml:space="preserve"> + </w:t>
+      </w:r>
+      <w:proofErr w:type="spellStart"/>
+      <w:r>
+        <w:rPr>
+          <w:spacing w:val="5"/>
+          <w:lang w:val="en-US"/>
+        </w:rPr>
+        <w:t>KSw_Cab</w:t>
+      </w:r>
+      <w:proofErr w:type="spellEnd"/>
+      <w:r>
+        <w:rPr>
+          <w:spacing w:val="5"/>
+          <w:lang w:val="en-US"/>
+        </w:rPr>
+        <w:t>.</w:t>
       </w:r>
     </w:p>
     <w:p>
@@ -309,7 +371,39 @@
           <w:spacing w:val="5"/>
           <w:lang w:val="en-US"/>
         </w:rPr>
-        <w:t xml:space="preserve"> KB_Cab + Ulti_Cab.</w:t>
+        <w:t xml:space="preserve"> </w:t>
+      </w:r>
+      <w:proofErr w:type="spellStart"/>
+      <w:r>
+        <w:rPr>
+          <w:spacing w:val="5"/>
+          <w:lang w:val="en-US"/>
+        </w:rPr>
+        <w:t>KB_Cab</w:t>
+      </w:r>
+      <w:proofErr w:type="spellEnd"/>
+      <w:r>
+        <w:rPr>
+          <w:spacing w:val="5"/>
+          <w:lang w:val="en-US"/>
+        </w:rPr>
+        <w:t xml:space="preserve"> + </w:t>
+      </w:r>
+      <w:proofErr w:type="spellStart"/>
+      <w:r>
+        <w:rPr>
+          <w:spacing w:val="5"/>
+          <w:lang w:val="en-US"/>
+        </w:rPr>
+        <w:t>Ulti_Cab</w:t>
+      </w:r>
+      <w:proofErr w:type="spellEnd"/>
+      <w:r>
+        <w:rPr>
+          <w:spacing w:val="5"/>
+          <w:lang w:val="en-US"/>
+        </w:rPr>
+        <w:t>.</w:t>
       </w:r>
     </w:p>
     <w:p>
@@ -326,114 +420,6 @@
           <w:lang w:val="en-US"/>
         </w:rPr>
         <w:t>So, you never need more than two cables.</w:t>
-      </w:r>
-    </w:p>
-    <w:p>
-      <w:pPr>
-        <w:pStyle w:val="berschrift1"/>
-        <w:rPr>
-          <w:lang w:val="en-US"/>
-        </w:rPr>
-      </w:pPr>
-      <w:r>
-        <w:rPr>
-          <w:lang w:val="en-US"/>
-        </w:rPr>
-        <w:t>Making the ribbon cable</w:t>
-      </w:r>
-    </w:p>
-    <w:p>
-      <w:pPr>
-        <w:jc w:val="both"/>
-        <w:rPr>
-          <w:spacing w:val="5"/>
-          <w:lang w:val="en-US"/>
-        </w:rPr>
-      </w:pPr>
-      <w:r>
-        <w:rPr>
-          <w:spacing w:val="5"/>
-          <w:lang w:val="en-US"/>
-        </w:rPr>
-        <w:t>Making a ribbon cable requires no soldering and should only take a few minutes. All you need is a vise to press the connector onto the cable and a pair of scissors to cut the ribbon cable to length.</w:t>
-      </w:r>
-    </w:p>
-    <w:p>
-      <w:pPr>
-        <w:pStyle w:val="berschrift1"/>
-        <w:rPr>
-          <w:lang w:val="en-US"/>
-        </w:rPr>
-      </w:pPr>
-      <w:r>
-        <w:rPr>
-          <w:lang w:val="en-US"/>
-        </w:rPr>
-        <w:t>Making the Dupont cables</w:t>
-      </w:r>
-    </w:p>
-    <w:p>
-      <w:pPr>
-        <w:jc w:val="both"/>
-        <w:rPr>
-          <w:spacing w:val="5"/>
-          <w:lang w:val="en-US"/>
-        </w:rPr>
-      </w:pPr>
-      <w:r>
-        <w:rPr>
-          <w:spacing w:val="5"/>
-          <w:lang w:val="en-US"/>
-        </w:rPr>
-        <w:t>For the Dupont cables, you can either use a ready-made 40 cm Dupont ribbon cable with individual female connectors, which can be used as is, or additionally use a Dupont connector assortment with crimp housings in the required sizes (3-way, 4-way and 5-way). The latter option is a bit better, as the housings keep the wires in the correct order and prevent mix-ups. To do this, you can remove the crimp terminals from the individual 1-way housings (pointy tweezers) and insert them into the appropriate multi-way housings from the assortment.</w:t>
-      </w:r>
-    </w:p>
-    <w:p>
-      <w:pPr>
-        <w:jc w:val="both"/>
-        <w:rPr>
-          <w:spacing w:val="5"/>
-          <w:lang w:val="en-US"/>
-        </w:rPr>
-      </w:pPr>
-      <w:r>
-        <w:rPr>
-          <w:spacing w:val="5"/>
-          <w:lang w:val="en-US"/>
-        </w:rPr>
-        <w:t xml:space="preserve">f you want to crimp the connectors </w:t>
-      </w:r>
-      <w:proofErr w:type="gramStart"/>
-      <w:r>
-        <w:rPr>
-          <w:spacing w:val="5"/>
-          <w:lang w:val="en-US"/>
-        </w:rPr>
-        <w:t>yourself,</w:t>
-      </w:r>
-      <w:proofErr w:type="gramEnd"/>
-      <w:r>
-        <w:rPr>
-          <w:spacing w:val="5"/>
-          <w:lang w:val="en-US"/>
-        </w:rPr>
-        <w:t xml:space="preserve"> I recommend the </w:t>
-      </w:r>
-      <w:r>
-        <w:rPr>
-          <w:b/>
-          <w:bCs/>
-          <w:spacing w:val="5"/>
-          <w:lang w:val="en-US"/>
-        </w:rPr>
-        <w:t>IWISS SN-025 crimping tool</w:t>
-      </w:r>
-      <w:r>
-        <w:rPr>
-          <w:spacing w:val="5"/>
-          <w:lang w:val="en-US"/>
-        </w:rPr>
-        <w:t>. It's the only tool I've personally found that can properly crimp Dupont terminals. Other tools, such as the SN-28B or SN-48B, are sometimes advertised as Dupont crimping tools, but they aren't suitable for this purpose. They're good tools, just not for Dupont terminals.</w:t>
       </w:r>
     </w:p>
     <w:p>
@@ -450,12 +436,8 @@
       </w:pPr>
     </w:p>
     <w:sectPr>
-      <w:headerReference w:type="even" r:id="rId8"/>
-      <w:headerReference w:type="default" r:id="rId9"/>
-      <w:footerReference w:type="even" r:id="rId10"/>
-      <w:footerReference w:type="default" r:id="rId11"/>
-      <w:headerReference w:type="first" r:id="rId12"/>
-      <w:footerReference w:type="first" r:id="rId13"/>
+      <w:footerReference w:type="default" r:id="rId8"/>
+      <w:footerReference w:type="first" r:id="rId9"/>
       <w:pgSz w:w="11906" w:h="16838"/>
       <w:pgMar w:top="1417" w:right="1417" w:bottom="1134" w:left="1417" w:header="708" w:footer="708" w:gutter="0"/>
       <w:cols w:space="708"/>
@@ -497,16 +479,6 @@
     <w:pPr>
       <w:pStyle w:val="Fuzeile"/>
     </w:pPr>
-  </w:p>
-</w:ftr>
-</file>
-
-<file path=word/footer2.xml><?xml version="1.0" encoding="utf-8"?>
-<w:ftr xmlns:wpc="http://schemas.microsoft.com/office/word/2010/wordprocessingCanvas" xmlns:cx="http://schemas.microsoft.com/office/drawing/2014/chartex" xmlns:cx1="http://schemas.microsoft.com/office/drawing/2015/9/8/chartex" xmlns:cx2="http://schemas.microsoft.com/office/drawing/2015/10/21/chartex" xmlns:cx3="http://schemas.microsoft.com/office/drawing/2016/5/9/chartex" xmlns:cx4="http://schemas.microsoft.com/office/drawing/2016/5/10/chartex" xmlns:cx5="http://schemas.microsoft.com/office/drawing/2016/5/11/chartex" xmlns:cx6="http://schemas.microsoft.com/office/drawing/2016/5/12/chartex" xmlns:cx7="http://schemas.microsoft.com/office/drawing/2016/5/13/chartex" xmlns:cx8="http://schemas.microsoft.com/office/drawing/2016/5/14/chartex" xmlns:mc="http://schemas.openxmlformats.org/markup-compatibility/2006" xmlns:aink="http://schemas.microsoft.com/office/drawing/2016/ink" xmlns:am3d="http://schemas.microsoft.com/office/drawing/2017/model3d" xmlns:o="urn:schemas-microsoft-com:office:office" xmlns:oel="http://schemas.microsoft.com/office/2019/extlst" xmlns:r="http://schemas.openxmlformats.org/officeDocument/2006/relationships" xmlns:m="http://schemas.openxmlformats.org/officeDocument/2006/math" xmlns:v="urn:schemas-microsoft-com:vml" xmlns:wp14="http://schemas.microsoft.com/office/word/2010/wordprocessingDrawing" xmlns:wp="http://schemas.openxmlformats.org/drawingml/2006/wordprocessingDrawing" xmlns:w10="urn:schemas-microsoft-com:office:word" xmlns:w="http://schemas.openxmlformats.org/wordprocessingml/2006/main" xmlns:w14="http://schemas.microsoft.com/office/word/2010/wordml" xmlns:w15="http://schemas.microsoft.com/office/word/2012/wordml" xmlns:w16cex="http://schemas.microsoft.com/office/word/2018/wordml/cex" xmlns:w16cid="http://schemas.microsoft.com/office/word/2016/wordml/cid" xmlns:w16="http://schemas.microsoft.com/office/word/2018/wordml" xmlns:w16du="http://schemas.microsoft.com/office/word/2023/wordml/word16du" xmlns:w16sdtdh="http://schemas.microsoft.com/office/word/2020/wordml/sdtdatahash" xmlns:w16sdtfl="http://schemas.microsoft.com/office/word/2024/wordml/sdtformatlock" xmlns:w16se="http://schemas.microsoft.com/office/word/2015/wordml/symex" xmlns:wpg="http://schemas.microsoft.com/office/word/2010/wordprocessingGroup" xmlns:wpi="http://schemas.microsoft.com/office/word/2010/wordprocessingInk" xmlns:wne="http://schemas.microsoft.com/office/word/2006/wordml" xmlns:wps="http://schemas.microsoft.com/office/word/2010/wordprocessingShape" mc:Ignorable="w14 w15 w16se w16cid w16 w16cex w16sdtdh w16sdtfl w16du wp14">
-  <w:p>
-    <w:pPr>
-      <w:pStyle w:val="Fuzeile"/>
-    </w:pPr>
     <w:r>
       <w:rPr>
         <w:noProof/>
@@ -556,7 +528,7 @@
       <w:rPr>
         <w:noProof/>
       </w:rPr>
-      <w:t>10.10.2026 17:31</w:t>
+      <w:t>11.10.2026 17:04</w:t>
     </w:r>
     <w:r>
       <w:fldChar w:fldCharType="end"/>
@@ -566,8 +538,21 @@
     <w:pPr>
       <w:pStyle w:val="Fuzeile"/>
     </w:pPr>
-    <w:r>
-      <w:t xml:space="preserve">Drafted by </w:t>
+    <w:proofErr w:type="spellStart"/>
+    <w:r>
+      <w:t>Drafted</w:t>
+    </w:r>
+    <w:proofErr w:type="spellEnd"/>
+    <w:r>
+      <w:t xml:space="preserve"> </w:t>
+    </w:r>
+    <w:proofErr w:type="spellStart"/>
+    <w:r>
+      <w:t>by</w:t>
+    </w:r>
+    <w:proofErr w:type="spellEnd"/>
+    <w:r>
+      <w:t xml:space="preserve"> </w:t>
     </w:r>
     <w:sdt>
       <w:sdtPr>
@@ -630,12 +615,14 @@
       </w:rPr>
       <w:t xml:space="preserve"> </w:t>
     </w:r>
+    <w:proofErr w:type="spellStart"/>
     <w:r>
       <w:rPr>
         <w:rStyle w:val="Seitenzahl"/>
       </w:rPr>
       <w:t>of</w:t>
     </w:r>
+    <w:proofErr w:type="spellEnd"/>
     <w:r>
       <w:rPr>
         <w:rStyle w:val="Seitenzahl"/>
@@ -696,14 +683,22 @@
       <w:rPr>
         <w:rStyle w:val="Seitenzahl"/>
       </w:rPr>
-      <w:t>-N</w:t>
-    </w:r>
+      <w:t>-</w:t>
+    </w:r>
+    <w:proofErr w:type="spellStart"/>
     <w:r>
       <w:rPr>
         <w:rStyle w:val="Seitenzahl"/>
       </w:rPr>
+      <w:t>N</w:t>
+    </w:r>
+    <w:r>
+      <w:rPr>
+        <w:rStyle w:val="Seitenzahl"/>
+      </w:rPr>
       <w:t>o</w:t>
     </w:r>
+    <w:proofErr w:type="spellEnd"/>
     <w:r>
       <w:rPr>
         <w:rStyle w:val="Seitenzahl"/>
@@ -726,7 +721,7 @@
 </w:ftr>
 </file>
 
-<file path=word/footer3.xml><?xml version="1.0" encoding="utf-8"?>
+<file path=word/footer2.xml><?xml version="1.0" encoding="utf-8"?>
 <w:ftr xmlns:wpc="http://schemas.microsoft.com/office/word/2010/wordprocessingCanvas" xmlns:cx="http://schemas.microsoft.com/office/drawing/2014/chartex" xmlns:cx1="http://schemas.microsoft.com/office/drawing/2015/9/8/chartex" xmlns:cx2="http://schemas.microsoft.com/office/drawing/2015/10/21/chartex" xmlns:cx3="http://schemas.microsoft.com/office/drawing/2016/5/9/chartex" xmlns:cx4="http://schemas.microsoft.com/office/drawing/2016/5/10/chartex" xmlns:cx5="http://schemas.microsoft.com/office/drawing/2016/5/11/chartex" xmlns:cx6="http://schemas.microsoft.com/office/drawing/2016/5/12/chartex" xmlns:cx7="http://schemas.microsoft.com/office/drawing/2016/5/13/chartex" xmlns:cx8="http://schemas.microsoft.com/office/drawing/2016/5/14/chartex" xmlns:mc="http://schemas.openxmlformats.org/markup-compatibility/2006" xmlns:aink="http://schemas.microsoft.com/office/drawing/2016/ink" xmlns:am3d="http://schemas.microsoft.com/office/drawing/2017/model3d" xmlns:o="urn:schemas-microsoft-com:office:office" xmlns:oel="http://schemas.microsoft.com/office/2019/extlst" xmlns:r="http://schemas.openxmlformats.org/officeDocument/2006/relationships" xmlns:m="http://schemas.openxmlformats.org/officeDocument/2006/math" xmlns:v="urn:schemas-microsoft-com:vml" xmlns:wp14="http://schemas.microsoft.com/office/word/2010/wordprocessingDrawing" xmlns:wp="http://schemas.openxmlformats.org/drawingml/2006/wordprocessingDrawing" xmlns:w10="urn:schemas-microsoft-com:office:word" xmlns:w="http://schemas.openxmlformats.org/wordprocessingml/2006/main" xmlns:w14="http://schemas.microsoft.com/office/word/2010/wordml" xmlns:w15="http://schemas.microsoft.com/office/word/2012/wordml" xmlns:w16cex="http://schemas.microsoft.com/office/word/2018/wordml/cex" xmlns:w16cid="http://schemas.microsoft.com/office/word/2016/wordml/cid" xmlns:w16="http://schemas.microsoft.com/office/word/2018/wordml" xmlns:w16du="http://schemas.microsoft.com/office/word/2023/wordml/word16du" xmlns:w16sdtdh="http://schemas.microsoft.com/office/word/2020/wordml/sdtdatahash" xmlns:w16sdtfl="http://schemas.microsoft.com/office/word/2024/wordml/sdtformatlock" xmlns:w16se="http://schemas.microsoft.com/office/word/2015/wordml/symex" xmlns:wpg="http://schemas.microsoft.com/office/word/2010/wordprocessingGroup" xmlns:wpi="http://schemas.microsoft.com/office/word/2010/wordprocessingInk" xmlns:wne="http://schemas.microsoft.com/office/word/2006/wordml" xmlns:wps="http://schemas.microsoft.com/office/word/2010/wordprocessingShape" mc:Ignorable="w14 w15 w16se w16cid w16 w16cex w16sdtdh w16sdtfl w16du wp14">
   <w:p>
     <w:pPr>
@@ -734,12 +729,14 @@
       <w:rPr>
         <w:sz w:val="20"/>
         <w:szCs w:val="20"/>
+        <w:lang w:val="en-US"/>
       </w:rPr>
     </w:pPr>
     <w:r>
       <w:rPr>
         <w:sz w:val="20"/>
         <w:szCs w:val="20"/>
+        <w:lang w:val="en-US"/>
       </w:rPr>
       <w:fldChar w:fldCharType="begin"/>
     </w:r>
@@ -747,6 +744,7 @@
       <w:rPr>
         <w:sz w:val="20"/>
         <w:szCs w:val="20"/>
+        <w:lang w:val="en-US"/>
       </w:rPr>
       <w:instrText xml:space="preserve"> FILENAME \* MERGEFORMAT </w:instrText>
     </w:r>
@@ -754,6 +752,7 @@
       <w:rPr>
         <w:sz w:val="20"/>
         <w:szCs w:val="20"/>
+        <w:lang w:val="en-US"/>
       </w:rPr>
       <w:fldChar w:fldCharType="separate"/>
     </w:r>
@@ -762,6 +761,7 @@
         <w:noProof/>
         <w:sz w:val="20"/>
         <w:szCs w:val="20"/>
+        <w:lang w:val="en-US"/>
       </w:rPr>
       <w:t>Which cables do I need.docx</w:t>
     </w:r>
@@ -769,6 +769,7 @@
       <w:rPr>
         <w:sz w:val="20"/>
         <w:szCs w:val="20"/>
+        <w:lang w:val="en-US"/>
       </w:rPr>
       <w:fldChar w:fldCharType="end"/>
     </w:r>
@@ -776,6 +777,7 @@
       <w:rPr>
         <w:sz w:val="20"/>
         <w:szCs w:val="20"/>
+        <w:lang w:val="en-US"/>
       </w:rPr>
       <w:tab/>
     </w:r>
@@ -783,6 +785,7 @@
       <w:rPr>
         <w:sz w:val="20"/>
         <w:szCs w:val="20"/>
+        <w:lang w:val="en-US"/>
       </w:rPr>
       <w:tab/>
     </w:r>
@@ -790,6 +793,7 @@
       <w:rPr>
         <w:sz w:val="20"/>
         <w:szCs w:val="20"/>
+        <w:lang w:val="en-US"/>
       </w:rPr>
       <w:fldChar w:fldCharType="begin"/>
     </w:r>
@@ -797,6 +801,7 @@
       <w:rPr>
         <w:sz w:val="20"/>
         <w:szCs w:val="20"/>
+        <w:lang w:val="en-US"/>
       </w:rPr>
       <w:instrText xml:space="preserve"> TIME \@ "dd.MM.yyyy HH:mm" </w:instrText>
     </w:r>
@@ -804,6 +809,7 @@
       <w:rPr>
         <w:sz w:val="20"/>
         <w:szCs w:val="20"/>
+        <w:lang w:val="en-US"/>
       </w:rPr>
       <w:fldChar w:fldCharType="separate"/>
     </w:r>
@@ -812,13 +818,15 @@
         <w:noProof/>
         <w:sz w:val="20"/>
         <w:szCs w:val="20"/>
-      </w:rPr>
-      <w:t>10.10.2026 17:31</w:t>
-    </w:r>
-    <w:r>
-      <w:rPr>
-        <w:sz w:val="20"/>
-        <w:szCs w:val="20"/>
+        <w:lang w:val="en-US"/>
+      </w:rPr>
+      <w:t>11.10.2026 17:04</w:t>
+    </w:r>
+    <w:r>
+      <w:rPr>
+        <w:sz w:val="20"/>
+        <w:szCs w:val="20"/>
+        <w:lang w:val="en-US"/>
       </w:rPr>
       <w:fldChar w:fldCharType="end"/>
     </w:r>
@@ -829,12 +837,14 @@
       <w:rPr>
         <w:sz w:val="20"/>
         <w:szCs w:val="20"/>
+        <w:lang w:val="en-US"/>
       </w:rPr>
     </w:pPr>
     <w:r>
       <w:rPr>
         <w:sz w:val="20"/>
         <w:szCs w:val="20"/>
+        <w:lang w:val="en-US"/>
       </w:rPr>
       <w:t xml:space="preserve">Drafted by </w:t>
     </w:r>
@@ -842,6 +852,7 @@
       <w:rPr>
         <w:sz w:val="20"/>
         <w:szCs w:val="20"/>
+        <w:lang w:val="en-US"/>
       </w:rPr>
       <w:t xml:space="preserve"> </w:t>
     </w:r>
@@ -850,6 +861,7 @@
         <w:rPr>
           <w:sz w:val="20"/>
           <w:szCs w:val="20"/>
+          <w:lang w:val="en-US"/>
         </w:rPr>
         <w:alias w:val="Autor"/>
         <w:tag w:val=""/>
@@ -863,6 +875,7 @@
           <w:rPr>
             <w:sz w:val="20"/>
             <w:szCs w:val="20"/>
+            <w:lang w:val="en-US"/>
           </w:rPr>
           <w:t>Sven Petersen</w:t>
         </w:r>
@@ -872,6 +885,7 @@
       <w:rPr>
         <w:sz w:val="20"/>
         <w:szCs w:val="20"/>
+        <w:lang w:val="en-US"/>
       </w:rPr>
       <w:tab/>
     </w:r>
@@ -879,6 +893,7 @@
       <w:rPr>
         <w:sz w:val="20"/>
         <w:szCs w:val="20"/>
+        <w:lang w:val="en-US"/>
       </w:rPr>
       <w:t>Page</w:t>
     </w:r>
@@ -886,6 +901,7 @@
       <w:rPr>
         <w:sz w:val="20"/>
         <w:szCs w:val="20"/>
+        <w:lang w:val="en-US"/>
       </w:rPr>
       <w:t xml:space="preserve"> </w:t>
     </w:r>
@@ -893,6 +909,7 @@
       <w:rPr>
         <w:sz w:val="20"/>
         <w:szCs w:val="20"/>
+        <w:lang w:val="en-US"/>
       </w:rPr>
       <w:fldChar w:fldCharType="begin"/>
     </w:r>
@@ -900,6 +917,7 @@
       <w:rPr>
         <w:sz w:val="20"/>
         <w:szCs w:val="20"/>
+        <w:lang w:val="en-US"/>
       </w:rPr>
       <w:instrText xml:space="preserve"> PAGE </w:instrText>
     </w:r>
@@ -907,6 +925,7 @@
       <w:rPr>
         <w:sz w:val="20"/>
         <w:szCs w:val="20"/>
+        <w:lang w:val="en-US"/>
       </w:rPr>
       <w:fldChar w:fldCharType="separate"/>
     </w:r>
@@ -915,6 +934,7 @@
         <w:noProof/>
         <w:sz w:val="20"/>
         <w:szCs w:val="20"/>
+        <w:lang w:val="en-US"/>
       </w:rPr>
       <w:t>1</w:t>
     </w:r>
@@ -922,6 +942,7 @@
       <w:rPr>
         <w:sz w:val="20"/>
         <w:szCs w:val="20"/>
+        <w:lang w:val="en-US"/>
       </w:rPr>
       <w:fldChar w:fldCharType="end"/>
     </w:r>
@@ -929,6 +950,7 @@
       <w:rPr>
         <w:sz w:val="20"/>
         <w:szCs w:val="20"/>
+        <w:lang w:val="en-US"/>
       </w:rPr>
       <w:t xml:space="preserve"> </w:t>
     </w:r>
@@ -936,6 +958,7 @@
       <w:rPr>
         <w:sz w:val="20"/>
         <w:szCs w:val="20"/>
+        <w:lang w:val="en-US"/>
       </w:rPr>
       <w:t>of</w:t>
     </w:r>
@@ -943,6 +966,7 @@
       <w:rPr>
         <w:sz w:val="20"/>
         <w:szCs w:val="20"/>
+        <w:lang w:val="en-US"/>
       </w:rPr>
       <w:t xml:space="preserve"> </w:t>
     </w:r>
@@ -950,6 +974,7 @@
       <w:rPr>
         <w:sz w:val="20"/>
         <w:szCs w:val="20"/>
+        <w:lang w:val="en-US"/>
       </w:rPr>
       <w:fldChar w:fldCharType="begin"/>
     </w:r>
@@ -957,6 +982,7 @@
       <w:rPr>
         <w:sz w:val="20"/>
         <w:szCs w:val="20"/>
+        <w:lang w:val="en-US"/>
       </w:rPr>
       <w:instrText xml:space="preserve"> NUMPAGES </w:instrText>
     </w:r>
@@ -964,6 +990,7 @@
       <w:rPr>
         <w:sz w:val="20"/>
         <w:szCs w:val="20"/>
+        <w:lang w:val="en-US"/>
       </w:rPr>
       <w:fldChar w:fldCharType="separate"/>
     </w:r>
@@ -972,6 +999,7 @@
         <w:noProof/>
         <w:sz w:val="20"/>
         <w:szCs w:val="20"/>
+        <w:lang w:val="en-US"/>
       </w:rPr>
       <w:t>1</w:t>
     </w:r>
@@ -979,15 +1007,38 @@
       <w:rPr>
         <w:sz w:val="20"/>
         <w:szCs w:val="20"/>
+        <w:lang w:val="en-US"/>
       </w:rPr>
       <w:fldChar w:fldCharType="end"/>
     </w:r>
     <w:r>
       <w:rPr>
-        <w:sz w:val="20"/>
-        <w:szCs w:val="20"/>
+        <w:rStyle w:val="Kopfzeile"/>
+        <w:lang w:val="en-US"/>
+      </w:rPr>
+      <w:t xml:space="preserve"> </w:t>
+    </w:r>
+    <w:r>
+      <w:rPr>
+        <w:rStyle w:val="Seitenzahl"/>
+        <w:lang w:val="en-US"/>
       </w:rPr>
       <w:tab/>
+      <w:t>Doc.-No.: 233-6-0</w:t>
+    </w:r>
+    <w:r>
+      <w:rPr>
+        <w:rStyle w:val="Seitenzahl"/>
+        <w:lang w:val="en-US"/>
+      </w:rPr>
+      <w:t>1</w:t>
+    </w:r>
+    <w:r>
+      <w:rPr>
+        <w:rStyle w:val="Seitenzahl"/>
+        <w:lang w:val="en-US"/>
+      </w:rPr>
+      <w:t>-00</w:t>
     </w:r>
   </w:p>
 </w:ftr>
@@ -1016,36 +1067,6 @@
     </w:p>
   </w:footnote>
 </w:footnotes>
-</file>
-
-<file path=word/header1.xml><?xml version="1.0" encoding="utf-8"?>
-<w:hdr xmlns:wpc="http://schemas.microsoft.com/office/word/2010/wordprocessingCanvas" xmlns:cx="http://schemas.microsoft.com/office/drawing/2014/chartex" xmlns:cx1="http://schemas.microsoft.com/office/drawing/2015/9/8/chartex" xmlns:cx2="http://schemas.microsoft.com/office/drawing/2015/10/21/chartex" xmlns:cx3="http://schemas.microsoft.com/office/drawing/2016/5/9/chartex" xmlns:cx4="http://schemas.microsoft.com/office/drawing/2016/5/10/chartex" xmlns:cx5="http://schemas.microsoft.com/office/drawing/2016/5/11/chartex" xmlns:cx6="http://schemas.microsoft.com/office/drawing/2016/5/12/chartex" xmlns:cx7="http://schemas.microsoft.com/office/drawing/2016/5/13/chartex" xmlns:cx8="http://schemas.microsoft.com/office/drawing/2016/5/14/chartex" xmlns:mc="http://schemas.openxmlformats.org/markup-compatibility/2006" xmlns:aink="http://schemas.microsoft.com/office/drawing/2016/ink" xmlns:am3d="http://schemas.microsoft.com/office/drawing/2017/model3d" xmlns:o="urn:schemas-microsoft-com:office:office" xmlns:oel="http://schemas.microsoft.com/office/2019/extlst" xmlns:r="http://schemas.openxmlformats.org/officeDocument/2006/relationships" xmlns:m="http://schemas.openxmlformats.org/officeDocument/2006/math" xmlns:v="urn:schemas-microsoft-com:vml" xmlns:wp14="http://schemas.microsoft.com/office/word/2010/wordprocessingDrawing" xmlns:wp="http://schemas.openxmlformats.org/drawingml/2006/wordprocessingDrawing" xmlns:w10="urn:schemas-microsoft-com:office:word" xmlns:w="http://schemas.openxmlformats.org/wordprocessingml/2006/main" xmlns:w14="http://schemas.microsoft.com/office/word/2010/wordml" xmlns:w15="http://schemas.microsoft.com/office/word/2012/wordml" xmlns:w16cex="http://schemas.microsoft.com/office/word/2018/wordml/cex" xmlns:w16cid="http://schemas.microsoft.com/office/word/2016/wordml/cid" xmlns:w16="http://schemas.microsoft.com/office/word/2018/wordml" xmlns:w16du="http://schemas.microsoft.com/office/word/2023/wordml/word16du" xmlns:w16sdtdh="http://schemas.microsoft.com/office/word/2020/wordml/sdtdatahash" xmlns:w16sdtfl="http://schemas.microsoft.com/office/word/2024/wordml/sdtformatlock" xmlns:w16se="http://schemas.microsoft.com/office/word/2015/wordml/symex" xmlns:wpg="http://schemas.microsoft.com/office/word/2010/wordprocessingGroup" xmlns:wpi="http://schemas.microsoft.com/office/word/2010/wordprocessingInk" xmlns:wne="http://schemas.microsoft.com/office/word/2006/wordml" xmlns:wps="http://schemas.microsoft.com/office/word/2010/wordprocessingShape" mc:Ignorable="w14 w15 w16se w16cid w16 w16cex w16sdtdh w16sdtfl w16du wp14">
-  <w:p>
-    <w:pPr>
-      <w:pStyle w:val="Kopfzeile"/>
-    </w:pPr>
-  </w:p>
-</w:hdr>
-</file>
-
-<file path=word/header2.xml><?xml version="1.0" encoding="utf-8"?>
-<w:hdr xmlns:wpc="http://schemas.microsoft.com/office/word/2010/wordprocessingCanvas" xmlns:cx="http://schemas.microsoft.com/office/drawing/2014/chartex" xmlns:cx1="http://schemas.microsoft.com/office/drawing/2015/9/8/chartex" xmlns:cx2="http://schemas.microsoft.com/office/drawing/2015/10/21/chartex" xmlns:cx3="http://schemas.microsoft.com/office/drawing/2016/5/9/chartex" xmlns:cx4="http://schemas.microsoft.com/office/drawing/2016/5/10/chartex" xmlns:cx5="http://schemas.microsoft.com/office/drawing/2016/5/11/chartex" xmlns:cx6="http://schemas.microsoft.com/office/drawing/2016/5/12/chartex" xmlns:cx7="http://schemas.microsoft.com/office/drawing/2016/5/13/chartex" xmlns:cx8="http://schemas.microsoft.com/office/drawing/2016/5/14/chartex" xmlns:mc="http://schemas.openxmlformats.org/markup-compatibility/2006" xmlns:aink="http://schemas.microsoft.com/office/drawing/2016/ink" xmlns:am3d="http://schemas.microsoft.com/office/drawing/2017/model3d" xmlns:o="urn:schemas-microsoft-com:office:office" xmlns:oel="http://schemas.microsoft.com/office/2019/extlst" xmlns:r="http://schemas.openxmlformats.org/officeDocument/2006/relationships" xmlns:m="http://schemas.openxmlformats.org/officeDocument/2006/math" xmlns:v="urn:schemas-microsoft-com:vml" xmlns:wp14="http://schemas.microsoft.com/office/word/2010/wordprocessingDrawing" xmlns:wp="http://schemas.openxmlformats.org/drawingml/2006/wordprocessingDrawing" xmlns:w10="urn:schemas-microsoft-com:office:word" xmlns:w="http://schemas.openxmlformats.org/wordprocessingml/2006/main" xmlns:w14="http://schemas.microsoft.com/office/word/2010/wordml" xmlns:w15="http://schemas.microsoft.com/office/word/2012/wordml" xmlns:w16cex="http://schemas.microsoft.com/office/word/2018/wordml/cex" xmlns:w16cid="http://schemas.microsoft.com/office/word/2016/wordml/cid" xmlns:w16="http://schemas.microsoft.com/office/word/2018/wordml" xmlns:w16du="http://schemas.microsoft.com/office/word/2023/wordml/word16du" xmlns:w16sdtdh="http://schemas.microsoft.com/office/word/2020/wordml/sdtdatahash" xmlns:w16sdtfl="http://schemas.microsoft.com/office/word/2024/wordml/sdtformatlock" xmlns:w16se="http://schemas.microsoft.com/office/word/2015/wordml/symex" xmlns:wpg="http://schemas.microsoft.com/office/word/2010/wordprocessingGroup" xmlns:wpi="http://schemas.microsoft.com/office/word/2010/wordprocessingInk" xmlns:wne="http://schemas.microsoft.com/office/word/2006/wordml" xmlns:wps="http://schemas.microsoft.com/office/word/2010/wordprocessingShape" mc:Ignorable="w14 w15 w16se w16cid w16 w16cex w16sdtdh w16sdtfl w16du wp14">
-  <w:p>
-    <w:pPr>
-      <w:pStyle w:val="Kopfzeile"/>
-    </w:pPr>
-  </w:p>
-</w:hdr>
-</file>
-
-<file path=word/header3.xml><?xml version="1.0" encoding="utf-8"?>
-<w:hdr xmlns:wpc="http://schemas.microsoft.com/office/word/2010/wordprocessingCanvas" xmlns:cx="http://schemas.microsoft.com/office/drawing/2014/chartex" xmlns:cx1="http://schemas.microsoft.com/office/drawing/2015/9/8/chartex" xmlns:cx2="http://schemas.microsoft.com/office/drawing/2015/10/21/chartex" xmlns:cx3="http://schemas.microsoft.com/office/drawing/2016/5/9/chartex" xmlns:cx4="http://schemas.microsoft.com/office/drawing/2016/5/10/chartex" xmlns:cx5="http://schemas.microsoft.com/office/drawing/2016/5/11/chartex" xmlns:cx6="http://schemas.microsoft.com/office/drawing/2016/5/12/chartex" xmlns:cx7="http://schemas.microsoft.com/office/drawing/2016/5/13/chartex" xmlns:cx8="http://schemas.microsoft.com/office/drawing/2016/5/14/chartex" xmlns:mc="http://schemas.openxmlformats.org/markup-compatibility/2006" xmlns:aink="http://schemas.microsoft.com/office/drawing/2016/ink" xmlns:am3d="http://schemas.microsoft.com/office/drawing/2017/model3d" xmlns:o="urn:schemas-microsoft-com:office:office" xmlns:oel="http://schemas.microsoft.com/office/2019/extlst" xmlns:r="http://schemas.openxmlformats.org/officeDocument/2006/relationships" xmlns:m="http://schemas.openxmlformats.org/officeDocument/2006/math" xmlns:v="urn:schemas-microsoft-com:vml" xmlns:wp14="http://schemas.microsoft.com/office/word/2010/wordprocessingDrawing" xmlns:wp="http://schemas.openxmlformats.org/drawingml/2006/wordprocessingDrawing" xmlns:w10="urn:schemas-microsoft-com:office:word" xmlns:w="http://schemas.openxmlformats.org/wordprocessingml/2006/main" xmlns:w14="http://schemas.microsoft.com/office/word/2010/wordml" xmlns:w15="http://schemas.microsoft.com/office/word/2012/wordml" xmlns:w16cex="http://schemas.microsoft.com/office/word/2018/wordml/cex" xmlns:w16cid="http://schemas.microsoft.com/office/word/2016/wordml/cid" xmlns:w16="http://schemas.microsoft.com/office/word/2018/wordml" xmlns:w16du="http://schemas.microsoft.com/office/word/2023/wordml/word16du" xmlns:w16sdtdh="http://schemas.microsoft.com/office/word/2020/wordml/sdtdatahash" xmlns:w16sdtfl="http://schemas.microsoft.com/office/word/2024/wordml/sdtformatlock" xmlns:w16se="http://schemas.microsoft.com/office/word/2015/wordml/symex" xmlns:wpg="http://schemas.microsoft.com/office/word/2010/wordprocessingGroup" xmlns:wpi="http://schemas.microsoft.com/office/word/2010/wordprocessingInk" xmlns:wne="http://schemas.microsoft.com/office/word/2006/wordml" xmlns:wps="http://schemas.microsoft.com/office/word/2010/wordprocessingShape" mc:Ignorable="w14 w15 w16se w16cid w16 w16cex w16sdtdh w16sdtfl w16du wp14">
-  <w:p>
-    <w:pPr>
-      <w:pStyle w:val="Kopfzeile"/>
-    </w:pPr>
-  </w:p>
-</w:hdr>
 </file>
 
 <file path=word/numbering.xml><?xml version="1.0" encoding="utf-8"?>
